--- a/public/files/resume_single_column.docx
+++ b/public/files/resume_single_column.docx
@@ -86,7 +86,7 @@
               <w:br/>
               <w:t>Core Architect Pillars: Multi-Cloud Agentic AI (MCP)  |  Distributed MLOps/LLMOps  |  High-Throughput SIMD Scoring  |  Zero-Trust DevSecOps IaC</w:t>
               <w:br/>
-              <w:t>1703053@student.ruet.ac.bd  |  kishor.ruet.cse@gmail.com  |  +880 1724-714156 (WhatsApp)  |  macos-portfolio  |  3d-portfolio  |  linkedin.com/in/kishor-kumar-paroi-b06344166  |  github.com/KishorKumarParoi  |  x.com/Mr_paroi</w:t>
+              <w:t>1703053@student.ruet.ac.bd  |  kishor.ruet.cse@gmail.com  |  +880 1724-714156 (WhatsApp)  |  vantage.kishor.tech  |  kishor.tech (macOS)  |  3d.kishor.tech (3D)  |  linkedin.com/in/kishor-kumar-paroi-b06344166  |  github.com/KishorKumarParoi  |  x.com/Mr_paroi</w:t>
             </w:r>
           </w:p>
         </w:tc>
@@ -659,7 +659,7 @@
         <w:rPr>
           <w:b/>
         </w:rPr>
-        <w:t>KoomAI — High-Performance Loom Alternative</w:t>
+        <w:t>KoomAI — Enterprise Asynchronous Video Intelligence Platform</w:t>
         <w:tab/>
         <w:t>Jan 2025 – Dec 2025</w:t>
         <w:br/>
@@ -670,7 +670,7 @@
         </w:rPr>
         <w:t>Founder &amp; Principal Architect | Orchestrating Desktop, Chrome Extension, Backend &amp; Full-Stack Next.js App with AWS, CDN</w:t>
         <w:tab/>
-        <w:t>Live Demo | Next.js App | Desktop | Extension | Express API</w:t>
+        <w:t>🚀 Live: koom.kishor.tech | Next.js App | Desktop | Extension | Express API</w:t>
         <w:br/>
       </w:r>
     </w:p>
@@ -679,7 +679,7 @@
         <w:pStyle w:val="ListBullet"/>
       </w:pPr>
       <w:r>
-        <w:t>• WebRTC Low-Latency Engine: Devised real-time WebRTC media pipeline (&lt;120ms glass-to-glass latency) with adaptive bitrate streaming (SVC) and packet-loss concealment; sustained 60 FPS 1080p video with 0% stutter across 50K+ active video minutes.</w:t>
+        <w:t>• WebRTC 60 FPS Engine &amp; Electron Desktop: Devised real-time WebRTC media pipeline (&lt;120ms latency) and Electron desktop client with native NVENC/VideoToolbox encoding; sustained 60 FPS 1080p video with 0% stutter across 50K+ active video minutes (-45% idle CPU).</w:t>
       </w:r>
     </w:p>
     <w:p>
@@ -687,7 +687,7 @@
         <w:pStyle w:val="ListBullet"/>
       </w:pPr>
       <w:r>
-        <w:t>• ElectronJS Desktop Client: Crafted cross-platform desktop application leveraging native OS-level IPC audio/display capture, hardware-accelerated NVENC/VideoToolbox encoding, and background daemon; curtailed idle CPU utilization by 45%.</w:t>
+        <w:t>• Autonomous 20-Agent Mesh &amp; Video Copilot: Deployed 20 concurrent LangGraph specialist agents (&lt;35ms p99) and interactive video chatbot copilot generating 1-click GitHub PRs, Jira BDD stories, and Playwright E2E tests over Whisper transcripts.</w:t>
       </w:r>
     </w:p>
     <w:p>
@@ -695,7 +695,7 @@
         <w:pStyle w:val="ListBullet"/>
       </w:pPr>
       <w:r>
-        <w:t>• Chrome Extension (Manifest V3): Developed lightweight screen-recording browser extension utilizing offscreen documents for synchronized tab/microphone audio mixing and immediate background streaming, capturing 10K+ user recordings.</w:t>
+        <w:t>• Personal NotebookLLM Studio &amp; AI Job Recon: Built conversational two-host audio podcast generator, Principal Architect system design drills (Kafka, CDC, Feast, Saga), and automated ai-job-search Trojan Horse proposals with tailored ATS CVs.</w:t>
       </w:r>
     </w:p>
     <w:p>
@@ -703,23 +703,7 @@
         <w:pStyle w:val="ListBullet"/>
       </w:pPr>
       <w:r>
-        <w:t>• Next.js 16 Cockpit &amp; Video Player: Created responsive video cockpit using Next.js 16 App Router, React Server Components, and dynamic waveform scrubbing; accelerated initial page load (FCP) by 58% and boosted user session engagement by 32%.</w:t>
-      </w:r>
-    </w:p>
-    <w:p>
-      <w:pPr>
-        <w:pStyle w:val="ListBullet"/>
-      </w:pPr>
-      <w:r>
-        <w:t>• High-Throughput Express API &amp; CloudFront CDN: Architected media ingestion backend on Express.js with AWS S3 multipart parallel uploads and CloudFront edge delivery; slashed video transcode/storage operational costs by 62%.</w:t>
-      </w:r>
-    </w:p>
-    <w:p>
-      <w:pPr>
-        <w:pStyle w:val="ListBullet"/>
-      </w:pPr>
-      <w:r>
-        <w:t>• Monetization &amp; Enterprise Workspaces: Integrated end-to-end Stripe billing engine with idempotent webhook handling, programmatic subscription tiers, and multi-tenant team access controls, garnering $24K MRR in pilot enterprise adoption.</w:t>
+        <w:t>• Pomodoro Chrome MV3 &amp; Client Invoicing: Engineered screen-recording extension with integrated Pomodoro focus sprints, tab usage monitor, and 432Hz meditation audio; coupled video deliverables with instant Stripe client invoicing ($24K MRR pilot).</w:t>
       </w:r>
     </w:p>
     <w:p>
@@ -1581,7 +1565,7 @@
         <w:pStyle w:val="ListBullet"/>
       </w:pPr>
       <w:r>
-        <w:t>• Interactive 3D Portfolio Platform (re:invent): Live Demo: https://re-invent-rust.vercel.app/ | GitHub: https://github.com/KishorKumarParoi/re-invent — React 19, GSAP 3D Camera Choreography, Tailwind CSS v4, and Supabase visitor telemetry.</w:t>
+        <w:t>• Digital Portfolios &amp; Architecture Platforms: Live Demo: https://vantage.kishor.tech/ | GitHub: https://github.com/KishorKumarParoi/vantage-portfolio (Clean Academic AI Architecture &amp; 38-Module Curriculum Showcase) • Live 3D: https://3d.kishor.tech/ | GitHub: https://github.com/KishorKumarParoi/re-invent (React 19, GSAP 3D, Tailwind v4).</w:t>
       </w:r>
     </w:p>
     <w:p>

--- a/public/files/resume_single_column.docx
+++ b/public/files/resume_single_column.docx
@@ -820,7 +820,7 @@
         <w:pStyle w:val="ListBullet"/>
       </w:pPr>
       <w:r>
-        <w:t>• Polyglot mesh: Go 1.24 auth, Rust 1.85 SIMD scoring, and FastAPI AI core over Kafka; curtailed scoring latency from 25ms to &lt;0.5ms (50x speedup), saving 64% CPU cost.</w:t>
+        <w:t>• Polyglot mesh: Go API Gateway, Rust SIMD vector scoring, and FastAPI AI core over Kafka; curtailed scoring latency from 25ms to &lt;0.5ms (50x speedup), saving 64% CPU cost.</w:t>
       </w:r>
     </w:p>
     <w:p>
@@ -964,7 +964,7 @@
         <w:pStyle w:val="ListBullet"/>
       </w:pPr>
       <w:r>
-        <w:t>• Built polyglot edge architecture: Rust 1.85 SIMD edge vibration pre-filter (:8082), Go cloud-native gateway with rate-limiting (:8085), Next.js 15 industrial cockpit (:3000), and PyTorch AI core (:8000).</w:t>
+        <w:t>• Built polyglot edge architecture: Rust SIMD edge vibration pre-filter (:8082), Go cloud-native gateway with rate-limiting (:8085), Next.js 15 industrial cockpit (:3000), and PyTorch AI core (:8000).</w:t>
       </w:r>
     </w:p>
     <w:p>
@@ -1381,7 +1381,7 @@
         <w:rPr>
           <w:i/>
         </w:rPr>
-        <w:t>Bare-metal Systems Programming in Rust 1.85, Concurrency &amp; Process Pipelines</w:t>
+        <w:t>Bare-metal Systems Programming in Rust, Concurrency &amp; Process Pipelines</w:t>
         <w:tab/>
         <w:t>GitHub: github.com/KishorKumarParoi/codecrafters-git-rust</w:t>
         <w:br/>
@@ -1392,7 +1392,7 @@
         <w:pStyle w:val="ListBullet"/>
       </w:pPr>
       <w:r>
-        <w:t>• Crafted Git internals in Rust 1.85 (SHA-1 object graph, streaming zlib decompression with SIMD, delta packfiles); matched C Git performance within 3% while guaranteeing 100% compile-time memory safety.</w:t>
+        <w:t>• Crafted Git internals in Rust (SHA-1 object graph, streaming zlib decompression with SIMD, delta packfiles); matched C Git performance within 3% while guaranteeing 100% compile-time memory safety.</w:t>
       </w:r>
     </w:p>
     <w:p>

--- a/public/files/resume_single_column.docx
+++ b/public/files/resume_single_column.docx
@@ -80,7 +80,7 @@
               <w:rPr>
                 <w:sz w:val="13"/>
               </w:rPr>
-              <w:t>PRINCIPAL AI SYSTEMS ARCHITECT  |  ENTERPRISE PLATFORM &amp; DISTRIBUTED SYSTEMS LEADER</w:t>
+              <w:t>AI SYSTEMS ARCHITECT  |  (Dev/ML/LLM/AI)Ops  |  Founder@KoomAI  |  FDE(LangGraph, Kubernetes, Kubeflow, GCP, Hybrid RAG&lt;35ms, Agent Mesh, AI Security)  |  vLLM, Finetune  |  Data Engineer(Azure, AWS, Databricks, Snowflake)  |  Rust SIMD</w:t>
               <w:br/>
               <w:t>Founder @ KoomAI (Production WebRTC, ElectronJS, Next.js 16, AWS)  •  B.Sc. in CSE @ RUET  •  Dhaka, Bangladesh / Global Remote</w:t>
               <w:br/>
